--- a/SITP/DBMS/Notes/M03_Relational_Model_Algebra.docx
+++ b/SITP/DBMS/Notes/M03_Relational_Model_Algebra.docx
@@ -60,7 +60,7 @@
         </w:p>
       </w:sdtContent>
     </w:sdt>
-    <w:bookmarkStart w:id="76" w:name="X0d474df86b93d6890ce257d39835b4bebc7baf1"/>
+    <w:bookmarkStart w:id="82" w:name="X0d474df86b93d6890ce257d39835b4bebc7baf1"/>
     <w:p>
       <w:pPr>
         <w:pStyle w:val="Heading1"/>
@@ -5408,7 +5408,7 @@
     </w:p>
     <w:bookmarkEnd w:id="35"/>
     <w:bookmarkEnd w:id="36"/>
-    <w:bookmarkStart w:id="60" w:name="relational-algebra-the-operators"/>
+    <w:bookmarkStart w:id="66" w:name="relational-algebra-the-operators"/>
     <w:p>
       <w:pPr>
         <w:pStyle w:val="Heading2"/>
@@ -6560,7 +6560,7 @@
       </w:r>
     </w:p>
     <w:bookmarkEnd w:id="45"/>
-    <w:bookmarkStart w:id="49" w:name="cartesian-product-and-joins"/>
+    <w:bookmarkStart w:id="55" w:name="cartesian-product-and-joins"/>
     <w:p>
       <w:pPr>
         <w:pStyle w:val="Heading3"/>
@@ -7357,26 +7357,67 @@
         <w:t xml:space="preserve">.</w:t>
       </w:r>
     </w:p>
-    <w:bookmarkEnd w:id="49"/>
-    <w:bookmarkStart w:id="53" w:name="division-for-all-queries"/>
-    <w:p>
-      <w:pPr>
-        <w:pStyle w:val="Heading3"/>
-      </w:pPr>
-      <w:r>
-        <w:t xml:space="preserve">Division (÷) —</w:t>
-      </w:r>
-      <w:r>
-        <w:t xml:space="preserve"> </w:t>
-      </w:r>
-      <w:r>
-        <w:t xml:space="preserve">“for ALL”</w:t>
-      </w:r>
-      <w:r>
-        <w:t xml:space="preserve"> </w:t>
-      </w:r>
-      <w:r>
-        <w:t xml:space="preserve">queries</w:t>
+    <w:bookmarkStart w:id="52" w:name="X9c0a7caa92e5d77f726dbe69a4ea0bd72855e2e"/>
+    <w:p>
+      <w:pPr>
+        <w:pStyle w:val="Heading4"/>
+      </w:pPr>
+      <w:r>
+        <w:t xml:space="preserve">3.4A All join types on one tiny worked example</w:t>
+      </w:r>
+    </w:p>
+    <w:p>
+      <w:pPr>
+        <w:pStyle w:val="FirstParagraph"/>
+      </w:pPr>
+      <w:r>
+        <w:t xml:space="preserve">The fastest way to lock in the join zoo is to run</w:t>
+      </w:r>
+      <w:r>
+        <w:t xml:space="preserve"> </w:t>
+      </w:r>
+      <w:r>
+        <w:rPr>
+          <w:b/>
+          <w:bCs/>
+        </w:rPr>
+        <w:t xml:space="preserve">all of them on the same two</w:t>
+      </w:r>
+      <w:r>
+        <w:rPr>
+          <w:b/>
+          <w:bCs/>
+        </w:rPr>
+        <w:t xml:space="preserve"> </w:t>
+      </w:r>
+      <w:r>
+        <w:rPr>
+          <w:b/>
+          <w:bCs/>
+        </w:rPr>
+        <w:t xml:space="preserve">rows</w:t>
+      </w:r>
+      <w:r>
+        <w:t xml:space="preserve"> </w:t>
+      </w:r>
+      <w:r>
+        <w:t xml:space="preserve">and watch only the</w:t>
+      </w:r>
+      <w:r>
+        <w:t xml:space="preserve"> </w:t>
+      </w:r>
+      <w:r>
+        <w:rPr>
+          <w:i/>
+          <w:iCs/>
+        </w:rPr>
+        <w:t xml:space="preserve">unmatched-row handling</w:t>
+      </w:r>
+      <w:r>
+        <w:t xml:space="preserve"> </w:t>
+      </w:r>
+      <w:r>
+        <w:t xml:space="preserve">change.</w:t>
       </w:r>
     </w:p>
     <w:p>
@@ -7386,20 +7427,917 @@
       <w:r>
         <w:drawing>
           <wp:inline>
-            <wp:extent cx="5334000" cy="2900643"/>
+            <wp:extent cx="5334000" cy="2750170"/>
             <wp:effectExtent b="0" l="0" r="0" t="0"/>
-            <wp:docPr descr="Division R ÷ S returns values in R associated with every value in S — e.g. students who take all required courses." title="" id="51" name="Picture"/>
+            <wp:docPr descr="All join types on the same two rows: inner keeps only the match, left/right/full keep the unmatched side padded with NULL." title="" id="50" name="Picture"/>
             <a:graphic>
               <a:graphicData uri="http://schemas.openxmlformats.org/drawingml/2006/picture">
                 <pic:pic>
                   <pic:nvPicPr>
-                    <pic:cNvPr descr="images/31_division.png" id="52" name="Picture"/>
+                    <pic:cNvPr descr="images/145_join_types_worked.png" id="51" name="Picture"/>
                     <pic:cNvPicPr>
                       <a:picLocks noChangeArrowheads="1" noChangeAspect="1"/>
                     </pic:cNvPicPr>
                   </pic:nvPicPr>
                   <pic:blipFill>
-                    <a:blip r:embed="rId50"/>
+                    <a:blip r:embed="rId49"/>
+                    <a:stretch>
+                      <a:fillRect/>
+                    </a:stretch>
+                  </pic:blipFill>
+                  <pic:spPr bwMode="auto">
+                    <a:xfrm>
+                      <a:off x="0" y="0"/>
+                      <a:ext cx="5334000" cy="2750170"/>
+                    </a:xfrm>
+                    <a:prstGeom prst="rect">
+                      <a:avLst/>
+                    </a:prstGeom>
+                    <a:noFill/>
+                    <a:ln w="9525">
+                      <a:noFill/>
+                      <a:headEnd/>
+                      <a:tailEnd/>
+                    </a:ln>
+                  </pic:spPr>
+                </pic:pic>
+              </a:graphicData>
+            </a:graphic>
+          </wp:inline>
+        </w:drawing>
+      </w:r>
+    </w:p>
+    <w:p>
+      <w:pPr>
+        <w:pStyle w:val="ImageCaption"/>
+      </w:pPr>
+      <w:r>
+        <w:t xml:space="preserve">All join types on the same two rows: inner keeps only the match, left/right/full keep the unmatched side padded with NULL.</w:t>
+      </w:r>
+    </w:p>
+    <w:p>
+      <w:pPr>
+        <w:pStyle w:val="SourceCode"/>
+      </w:pPr>
+      <w:r>
+        <w:rPr>
+          <w:rStyle w:val="VerbatimChar"/>
+        </w:rPr>
+        <w:t xml:space="preserve">EMP                    DEPT</w:t>
+      </w:r>
+      <w:r>
+        <w:br/>
+      </w:r>
+      <w:r>
+        <w:rPr>
+          <w:rStyle w:val="VerbatimChar"/>
+        </w:rPr>
+        <w:t xml:space="preserve">eid | dno              dno | dname</w:t>
+      </w:r>
+      <w:r>
+        <w:br/>
+      </w:r>
+      <w:r>
+        <w:rPr>
+          <w:rStyle w:val="VerbatimChar"/>
+        </w:rPr>
+        <w:t xml:space="preserve">e1  | 10               10  | CSE</w:t>
+      </w:r>
+      <w:r>
+        <w:br/>
+      </w:r>
+      <w:r>
+        <w:rPr>
+          <w:rStyle w:val="VerbatimChar"/>
+        </w:rPr>
+        <w:t xml:space="preserve">e2  | 99               20  | ECE</w:t>
+      </w:r>
+    </w:p>
+    <w:p>
+      <w:pPr>
+        <w:pStyle w:val="FirstParagraph"/>
+      </w:pPr>
+      <w:r>
+        <w:t xml:space="preserve">The join key is</w:t>
+      </w:r>
+      <w:r>
+        <w:t xml:space="preserve"> </w:t>
+      </w:r>
+      <w:r>
+        <w:rPr>
+          <w:rStyle w:val="VerbatimChar"/>
+        </w:rPr>
+        <w:t xml:space="preserve">dno</w:t>
+      </w:r>
+      <w:r>
+        <w:t xml:space="preserve">. Only</w:t>
+      </w:r>
+      <w:r>
+        <w:t xml:space="preserve"> </w:t>
+      </w:r>
+      <w:r>
+        <w:rPr>
+          <w:rStyle w:val="VerbatimChar"/>
+        </w:rPr>
+        <w:t xml:space="preserve">dno = 10</w:t>
+      </w:r>
+      <w:r>
+        <w:t xml:space="preserve"> </w:t>
+      </w:r>
+      <w:r>
+        <w:t xml:space="preserve">matches on both sides;</w:t>
+      </w:r>
+      <w:r>
+        <w:t xml:space="preserve"> </w:t>
+      </w:r>
+      <w:r>
+        <w:rPr>
+          <w:rStyle w:val="VerbatimChar"/>
+        </w:rPr>
+        <w:t xml:space="preserve">e2</w:t>
+      </w:r>
+      <w:r>
+        <w:t xml:space="preserve"> </w:t>
+      </w:r>
+      <w:r>
+        <w:t xml:space="preserve">(dno 99) has no</w:t>
+      </w:r>
+      <w:r>
+        <w:t xml:space="preserve"> </w:t>
+      </w:r>
+      <w:r>
+        <w:t xml:space="preserve">department, and department 20 (ECE) has no employee.</w:t>
+      </w:r>
+    </w:p>
+    <w:p>
+      <w:pPr>
+        <w:pStyle w:val="SourceCode"/>
+      </w:pPr>
+      <w:r>
+        <w:rPr>
+          <w:rStyle w:val="VerbatimChar"/>
+        </w:rPr>
+        <w:t xml:space="preserve">INNER / NATURAL (EMP ⋈ DEPT)      keep only matches</w:t>
+      </w:r>
+      <w:r>
+        <w:br/>
+      </w:r>
+      <w:r>
+        <w:rPr>
+          <w:rStyle w:val="VerbatimChar"/>
+        </w:rPr>
+        <w:t xml:space="preserve">  e1 | 10 | CSE</w:t>
+      </w:r>
+      <w:r>
+        <w:br/>
+      </w:r>
+      <w:r>
+        <w:br/>
+      </w:r>
+      <w:r>
+        <w:rPr>
+          <w:rStyle w:val="VerbatimChar"/>
+        </w:rPr>
+        <w:t xml:space="preserve">THETA  (EMP ⋈_{EMP.dno &gt; DEPT.dno} DEPT)   any comparison, here "&gt;"</w:t>
+      </w:r>
+      <w:r>
+        <w:br/>
+      </w:r>
+      <w:r>
+        <w:rPr>
+          <w:rStyle w:val="VerbatimChar"/>
+        </w:rPr>
+        <w:t xml:space="preserve">  e2 (dno 99) | 10 | CSE     -- 99 &gt; 10 ✓</w:t>
+      </w:r>
+      <w:r>
+        <w:br/>
+      </w:r>
+      <w:r>
+        <w:rPr>
+          <w:rStyle w:val="VerbatimChar"/>
+        </w:rPr>
+        <w:t xml:space="preserve">  e2 (dno 99) | 20 | ECE     -- 99 &gt; 20 ✓</w:t>
+      </w:r>
+      <w:r>
+        <w:br/>
+      </w:r>
+      <w:r>
+        <w:rPr>
+          <w:rStyle w:val="VerbatimChar"/>
+        </w:rPr>
+        <w:t xml:space="preserve">  (a theta join with "=" is exactly an EQUI join)</w:t>
+      </w:r>
+      <w:r>
+        <w:br/>
+      </w:r>
+      <w:r>
+        <w:br/>
+      </w:r>
+      <w:r>
+        <w:rPr>
+          <w:rStyle w:val="VerbatimChar"/>
+        </w:rPr>
+        <w:t xml:space="preserve">LEFT OUTER (EMP ⟕ DEPT)           all EMP rows</w:t>
+      </w:r>
+      <w:r>
+        <w:br/>
+      </w:r>
+      <w:r>
+        <w:rPr>
+          <w:rStyle w:val="VerbatimChar"/>
+        </w:rPr>
+        <w:t xml:space="preserve">  e1   | 10 | CSE</w:t>
+      </w:r>
+      <w:r>
+        <w:br/>
+      </w:r>
+      <w:r>
+        <w:rPr>
+          <w:rStyle w:val="VerbatimChar"/>
+        </w:rPr>
+        <w:t xml:space="preserve">  e2   | 99 | NULL            -- unmatched EMP padded on DEPT's columns</w:t>
+      </w:r>
+      <w:r>
+        <w:br/>
+      </w:r>
+      <w:r>
+        <w:br/>
+      </w:r>
+      <w:r>
+        <w:rPr>
+          <w:rStyle w:val="VerbatimChar"/>
+        </w:rPr>
+        <w:t xml:space="preserve">RIGHT OUTER (EMP ⟖ DEPT)          all DEPT rows</w:t>
+      </w:r>
+      <w:r>
+        <w:br/>
+      </w:r>
+      <w:r>
+        <w:rPr>
+          <w:rStyle w:val="VerbatimChar"/>
+        </w:rPr>
+        <w:t xml:space="preserve">  e1   | 10 | CSE</w:t>
+      </w:r>
+      <w:r>
+        <w:br/>
+      </w:r>
+      <w:r>
+        <w:rPr>
+          <w:rStyle w:val="VerbatimChar"/>
+        </w:rPr>
+        <w:t xml:space="preserve">  NULL | 20 | ECE             -- unmatched DEPT padded on EMP's columns</w:t>
+      </w:r>
+      <w:r>
+        <w:br/>
+      </w:r>
+      <w:r>
+        <w:br/>
+      </w:r>
+      <w:r>
+        <w:rPr>
+          <w:rStyle w:val="VerbatimChar"/>
+        </w:rPr>
+        <w:t xml:space="preserve">FULL OUTER (EMP ⟗ DEPT)           all rows of both</w:t>
+      </w:r>
+      <w:r>
+        <w:br/>
+      </w:r>
+      <w:r>
+        <w:rPr>
+          <w:rStyle w:val="VerbatimChar"/>
+        </w:rPr>
+        <w:t xml:space="preserve">  e1   | 10 | CSE</w:t>
+      </w:r>
+      <w:r>
+        <w:br/>
+      </w:r>
+      <w:r>
+        <w:rPr>
+          <w:rStyle w:val="VerbatimChar"/>
+        </w:rPr>
+        <w:t xml:space="preserve">  e2   | 99 | NULL</w:t>
+      </w:r>
+      <w:r>
+        <w:br/>
+      </w:r>
+      <w:r>
+        <w:rPr>
+          <w:rStyle w:val="VerbatimChar"/>
+        </w:rPr>
+        <w:t xml:space="preserve">  NULL | 20 | ECE</w:t>
+      </w:r>
+    </w:p>
+    <w:p>
+      <w:pPr>
+        <w:pStyle w:val="BlockText"/>
+      </w:pPr>
+      <w:r>
+        <w:rPr>
+          <w:b/>
+          <w:bCs/>
+        </w:rPr>
+        <w:t xml:space="preserve">Read it as one rule:</w:t>
+      </w:r>
+      <w:r>
+        <w:t xml:space="preserve"> </w:t>
+      </w:r>
+      <w:r>
+        <w:t xml:space="preserve">every join starts from the inner match; each</w:t>
+      </w:r>
+      <w:r>
+        <w:t xml:space="preserve"> </w:t>
+      </w:r>
+      <w:r>
+        <w:rPr>
+          <w:i/>
+          <w:iCs/>
+        </w:rPr>
+        <w:t xml:space="preserve">outer</w:t>
+      </w:r>
+      <w:r>
+        <w:t xml:space="preserve"> </w:t>
+      </w:r>
+      <w:r>
+        <w:t xml:space="preserve">variant then adds back the unmatched rows of the kept side, filling the missing</w:t>
+      </w:r>
+      <w:r>
+        <w:t xml:space="preserve"> </w:t>
+      </w:r>
+      <w:r>
+        <w:t xml:space="preserve">side with NULL.</w:t>
+      </w:r>
+      <w:r>
+        <w:t xml:space="preserve"> </w:t>
+      </w:r>
+      <w:r>
+        <w:rPr>
+          <w:b/>
+          <w:bCs/>
+        </w:rPr>
+        <w:t xml:space="preserve">Equi join</w:t>
+      </w:r>
+      <w:r>
+        <w:t xml:space="preserve"> </w:t>
+      </w:r>
+      <w:r>
+        <w:t xml:space="preserve">= theta with</w:t>
+      </w:r>
+      <w:r>
+        <w:t xml:space="preserve"> </w:t>
+      </w:r>
+      <w:r>
+        <w:rPr>
+          <w:rStyle w:val="VerbatimChar"/>
+        </w:rPr>
+        <w:t xml:space="preserve">=</w:t>
+      </w:r>
+      <w:r>
+        <w:t xml:space="preserve">;</w:t>
+      </w:r>
+      <w:r>
+        <w:t xml:space="preserve"> </w:t>
+      </w:r>
+      <w:r>
+        <w:rPr>
+          <w:b/>
+          <w:bCs/>
+        </w:rPr>
+        <w:t xml:space="preserve">natural join</w:t>
+      </w:r>
+      <w:r>
+        <w:t xml:space="preserve"> </w:t>
+      </w:r>
+      <w:r>
+        <w:t xml:space="preserve">= equi join on</w:t>
+      </w:r>
+      <w:r>
+        <w:t xml:space="preserve"> </w:t>
+      </w:r>
+      <w:r>
+        <w:rPr>
+          <w:i/>
+          <w:iCs/>
+        </w:rPr>
+        <w:t xml:space="preserve">same-named</w:t>
+      </w:r>
+      <w:r>
+        <w:t xml:space="preserve"> </w:t>
+      </w:r>
+      <w:r>
+        <w:t xml:space="preserve">attributes with one copy of the shared column kept.</w:t>
+      </w:r>
+    </w:p>
+    <w:bookmarkEnd w:id="52"/>
+    <w:bookmarkStart w:id="53" w:name="b-rename-ρ-and-assignment-worked"/>
+    <w:p>
+      <w:pPr>
+        <w:pStyle w:val="Heading4"/>
+      </w:pPr>
+      <w:r>
+        <w:t xml:space="preserve">3.4B Rename (ρ) and assignment (←) — worked</w:t>
+      </w:r>
+    </w:p>
+    <w:p>
+      <w:pPr>
+        <w:pStyle w:val="FirstParagraph"/>
+      </w:pPr>
+      <w:r>
+        <w:rPr>
+          <w:b/>
+          <w:bCs/>
+        </w:rPr>
+        <w:t xml:space="preserve">Rename</w:t>
+      </w:r>
+      <w:r>
+        <w:rPr>
+          <w:b/>
+          <w:bCs/>
+        </w:rPr>
+        <w:t xml:space="preserve"> </w:t>
+      </w:r>
+      <w:r>
+        <w:rPr>
+          <w:rStyle w:val="VerbatimChar"/>
+          <w:b/>
+          <w:bCs/>
+        </w:rPr>
+        <w:t xml:space="preserve">ρ</w:t>
+      </w:r>
+      <w:r>
+        <w:t xml:space="preserve"> </w:t>
+      </w:r>
+      <w:r>
+        <w:t xml:space="preserve">does two jobs: (1) give a relation a new name (essential for a</w:t>
+      </w:r>
+      <w:r>
+        <w:t xml:space="preserve"> </w:t>
+      </w:r>
+      <w:r>
+        <w:rPr>
+          <w:b/>
+          <w:bCs/>
+        </w:rPr>
+        <w:t xml:space="preserve">self-join</w:t>
+      </w:r>
+      <w:r>
+        <w:t xml:space="preserve">, where you need two</w:t>
+      </w:r>
+      <w:r>
+        <w:t xml:space="preserve"> </w:t>
+      </w:r>
+      <w:r>
+        <w:t xml:space="preserve">“copies”</w:t>
+      </w:r>
+      <w:r>
+        <w:t xml:space="preserve"> </w:t>
+      </w:r>
+      <w:r>
+        <w:t xml:space="preserve">of one table), and (2) rename</w:t>
+      </w:r>
+      <w:r>
+        <w:t xml:space="preserve"> </w:t>
+      </w:r>
+      <w:r>
+        <w:t xml:space="preserve">attributes so union-compatibility or a join condition can be stated.</w:t>
+      </w:r>
+    </w:p>
+    <w:p>
+      <w:pPr>
+        <w:pStyle w:val="SourceCode"/>
+      </w:pPr>
+      <w:r>
+        <w:rPr>
+          <w:rStyle w:val="VerbatimChar"/>
+        </w:rPr>
+        <w:t xml:space="preserve">ρ_S(EMPLOYEE)                 -- whole relation gets alias S</w:t>
+      </w:r>
+      <w:r>
+        <w:br/>
+      </w:r>
+      <w:r>
+        <w:rPr>
+          <w:rStyle w:val="VerbatimChar"/>
+        </w:rPr>
+        <w:t xml:space="preserve">ρ_(eid→mid, name→mname)(EMPLOYEE)   -- rename attributes</w:t>
+      </w:r>
+      <w:r>
+        <w:br/>
+      </w:r>
+      <w:r>
+        <w:br/>
+      </w:r>
+      <w:r>
+        <w:rPr>
+          <w:rStyle w:val="VerbatimChar"/>
+        </w:rPr>
+        <w:t xml:space="preserve">Self-join "each employee with their manager's name":</w:t>
+      </w:r>
+      <w:r>
+        <w:br/>
+      </w:r>
+      <w:r>
+        <w:rPr>
+          <w:rStyle w:val="VerbatimChar"/>
+        </w:rPr>
+        <w:t xml:space="preserve">  ρ_E(EMPLOYEE) and ρ_M(EMPLOYEE), then</w:t>
+      </w:r>
+      <w:r>
+        <w:br/>
+      </w:r>
+      <w:r>
+        <w:rPr>
+          <w:rStyle w:val="VerbatimChar"/>
+        </w:rPr>
+        <w:t xml:space="preserve">  π_(E.name, M.name) ( σ_(E.mgr_id = M.eid) ( E × M ) )</w:t>
+      </w:r>
+    </w:p>
+    <w:p>
+      <w:pPr>
+        <w:pStyle w:val="FirstParagraph"/>
+      </w:pPr>
+      <w:r>
+        <w:t xml:space="preserve">Without ρ you could not write</w:t>
+      </w:r>
+      <w:r>
+        <w:t xml:space="preserve"> </w:t>
+      </w:r>
+      <w:r>
+        <w:rPr>
+          <w:rStyle w:val="VerbatimChar"/>
+        </w:rPr>
+        <w:t xml:space="preserve">E.mgr_id = M.eid</w:t>
+      </w:r>
+      <w:r>
+        <w:t xml:space="preserve">, because both would just be</w:t>
+      </w:r>
+      <w:r>
+        <w:t xml:space="preserve"> </w:t>
+      </w:r>
+      <w:r>
+        <w:rPr>
+          <w:rStyle w:val="VerbatimChar"/>
+        </w:rPr>
+        <w:t xml:space="preserve">EMPLOYEE.eid</w:t>
+      </w:r>
+      <w:r>
+        <w:t xml:space="preserve"> </w:t>
+      </w:r>
+      <w:r>
+        <w:t xml:space="preserve">— ρ is what makes the two copies distinguishable.</w:t>
+      </w:r>
+    </w:p>
+    <w:p>
+      <w:pPr>
+        <w:pStyle w:val="BodyText"/>
+      </w:pPr>
+      <w:r>
+        <w:rPr>
+          <w:b/>
+          <w:bCs/>
+        </w:rPr>
+        <w:t xml:space="preserve">Assignment</w:t>
+      </w:r>
+      <w:r>
+        <w:rPr>
+          <w:b/>
+          <w:bCs/>
+        </w:rPr>
+        <w:t xml:space="preserve"> </w:t>
+      </w:r>
+      <w:r>
+        <w:rPr>
+          <w:rStyle w:val="VerbatimChar"/>
+          <w:b/>
+          <w:bCs/>
+        </w:rPr>
+        <w:t xml:space="preserve">←</w:t>
+      </w:r>
+      <w:r>
+        <w:t xml:space="preserve"> </w:t>
+      </w:r>
+      <w:r>
+        <w:t xml:space="preserve">names an intermediate result so a long query reads in steps</w:t>
+      </w:r>
+      <w:r>
+        <w:t xml:space="preserve"> </w:t>
+      </w:r>
+      <w:r>
+        <w:t xml:space="preserve">(it does not add power — it is pure readability, like a SQL</w:t>
+      </w:r>
+      <w:r>
+        <w:t xml:space="preserve"> </w:t>
+      </w:r>
+      <w:r>
+        <w:rPr>
+          <w:rStyle w:val="VerbatimChar"/>
+        </w:rPr>
+        <w:t xml:space="preserve">WITH</w:t>
+      </w:r>
+      <w:r>
+        <w:t xml:space="preserve"> </w:t>
+      </w:r>
+      <w:r>
+        <w:t xml:space="preserve">clause):</w:t>
+      </w:r>
+    </w:p>
+    <w:p>
+      <w:pPr>
+        <w:pStyle w:val="SourceCode"/>
+      </w:pPr>
+      <w:r>
+        <w:rPr>
+          <w:rStyle w:val="VerbatimChar"/>
+        </w:rPr>
+        <w:t xml:space="preserve">HighCgpa  ← σ_cgpa &gt; 8 (STUDENT)</w:t>
+      </w:r>
+      <w:r>
+        <w:br/>
+      </w:r>
+      <w:r>
+        <w:rPr>
+          <w:rStyle w:val="VerbatimChar"/>
+        </w:rPr>
+        <w:t xml:space="preserve">Result    ← π_name (HighCgpa)</w:t>
+      </w:r>
+    </w:p>
+    <w:bookmarkEnd w:id="53"/>
+    <w:bookmarkStart w:id="54" w:name="Xce2be86589be8c08e9e4f7ecdeeda6f612cf770"/>
+    <w:p>
+      <w:pPr>
+        <w:pStyle w:val="Heading4"/>
+      </w:pPr>
+      <w:r>
+        <w:t xml:space="preserve">3.4C Worked: translate an English query to algebra (step by step)</w:t>
+      </w:r>
+    </w:p>
+    <w:p>
+      <w:pPr>
+        <w:pStyle w:val="BlockText"/>
+      </w:pPr>
+      <w:r>
+        <w:rPr>
+          <w:i/>
+          <w:iCs/>
+        </w:rPr>
+        <w:t xml:space="preserve">English:</w:t>
+      </w:r>
+      <w:r>
+        <w:t xml:space="preserve"> </w:t>
+      </w:r>
+      <w:r>
+        <w:t xml:space="preserve">“Names of customers who live in</w:t>
+      </w:r>
+      <w:r>
+        <w:t xml:space="preserve"> </w:t>
+      </w:r>
+      <w:r>
+        <w:t xml:space="preserve">‘Delhi’</w:t>
+      </w:r>
+      <w:r>
+        <w:t xml:space="preserve"> </w:t>
+      </w:r>
+      <w:r>
+        <w:rPr>
+          <w:b/>
+          <w:bCs/>
+        </w:rPr>
+        <w:t xml:space="preserve">and</w:t>
+      </w:r>
+      <w:r>
+        <w:t xml:space="preserve"> </w:t>
+      </w:r>
+      <w:r>
+        <w:t xml:space="preserve">have placed at least</w:t>
+      </w:r>
+      <w:r>
+        <w:t xml:space="preserve"> </w:t>
+      </w:r>
+      <w:r>
+        <w:t xml:space="preserve">one order over 1000, showing each name once.”</w:t>
+      </w:r>
+      <w:r>
+        <w:t xml:space="preserve"> </w:t>
+      </w:r>
+      <w:r>
+        <w:t xml:space="preserve">Tables:</w:t>
+      </w:r>
+      <w:r>
+        <w:t xml:space="preserve"> </w:t>
+      </w:r>
+      <w:r>
+        <w:rPr>
+          <w:rStyle w:val="VerbatimChar"/>
+        </w:rPr>
+        <w:t xml:space="preserve">CUSTOMER(cid, name, city)</w:t>
+      </w:r>
+      <w:r>
+        <w:t xml:space="preserve">,</w:t>
+      </w:r>
+      <w:r>
+        <w:t xml:space="preserve"> </w:t>
+      </w:r>
+      <w:r>
+        <w:rPr>
+          <w:rStyle w:val="VerbatimChar"/>
+        </w:rPr>
+        <w:t xml:space="preserve">ORDERS(oid, cid, amount)</w:t>
+      </w:r>
+      <w:r>
+        <w:t xml:space="preserve">.</w:t>
+      </w:r>
+    </w:p>
+    <w:p>
+      <w:pPr>
+        <w:pStyle w:val="FirstParagraph"/>
+      </w:pPr>
+      <w:r>
+        <w:t xml:space="preserve">Build it inside-out, one clause at a time:</w:t>
+      </w:r>
+    </w:p>
+    <w:p>
+      <w:pPr>
+        <w:pStyle w:val="SourceCode"/>
+      </w:pPr>
+      <w:r>
+        <w:rPr>
+          <w:rStyle w:val="VerbatimChar"/>
+        </w:rPr>
+        <w:t xml:space="preserve">1. join the two tables on cid:        CUSTOMER ⋈ ORDERS</w:t>
+      </w:r>
+      <w:r>
+        <w:br/>
+      </w:r>
+      <w:r>
+        <w:rPr>
+          <w:rStyle w:val="VerbatimChar"/>
+        </w:rPr>
+        <w:t xml:space="preserve">2. filter rows (city AND amount):     σ_(city='Delhi' AND amount&gt;1000) ( ... )</w:t>
+      </w:r>
+      <w:r>
+        <w:br/>
+      </w:r>
+      <w:r>
+        <w:rPr>
+          <w:rStyle w:val="VerbatimChar"/>
+        </w:rPr>
+        <w:t xml:space="preserve">3. keep just the name, de-duplicated: π_name ( ... )</w:t>
+      </w:r>
+      <w:r>
+        <w:br/>
+      </w:r>
+      <w:r>
+        <w:br/>
+      </w:r>
+      <w:r>
+        <w:rPr>
+          <w:rStyle w:val="VerbatimChar"/>
+        </w:rPr>
+        <w:t xml:space="preserve">Final:</w:t>
+      </w:r>
+      <w:r>
+        <w:br/>
+      </w:r>
+      <w:r>
+        <w:rPr>
+          <w:rStyle w:val="VerbatimChar"/>
+        </w:rPr>
+        <w:t xml:space="preserve">  π_name ( σ_(city='Delhi' AND amount&gt;1000) ( CUSTOMER ⋈ ORDERS ) )</w:t>
+      </w:r>
+    </w:p>
+    <w:p>
+      <w:pPr>
+        <w:pStyle w:val="BlockText"/>
+      </w:pPr>
+      <w:r>
+        <w:rPr>
+          <w:b/>
+          <w:bCs/>
+        </w:rPr>
+        <w:t xml:space="preserve">Optimizer note (ties to Module 8):</w:t>
+      </w:r>
+      <w:r>
+        <w:t xml:space="preserve"> </w:t>
+      </w:r>
+      <w:r>
+        <w:t xml:space="preserve">push the</w:t>
+      </w:r>
+      <w:r>
+        <w:t xml:space="preserve"> </w:t>
+      </w:r>
+      <w:r>
+        <w:rPr>
+          <w:rStyle w:val="VerbatimChar"/>
+        </w:rPr>
+        <w:t xml:space="preserve">city='Delhi'</w:t>
+      </w:r>
+      <w:r>
+        <w:t xml:space="preserve"> </w:t>
+      </w:r>
+      <w:r>
+        <w:t xml:space="preserve">selection</w:t>
+      </w:r>
+      <w:r>
+        <w:t xml:space="preserve"> </w:t>
+      </w:r>
+      <w:r>
+        <w:rPr>
+          <w:b/>
+          <w:bCs/>
+        </w:rPr>
+        <w:t xml:space="preserve">down</w:t>
+      </w:r>
+      <w:r>
+        <w:rPr>
+          <w:b/>
+          <w:bCs/>
+        </w:rPr>
+        <w:t xml:space="preserve"> </w:t>
+      </w:r>
+      <w:r>
+        <w:rPr>
+          <w:b/>
+          <w:bCs/>
+        </w:rPr>
+        <w:t xml:space="preserve">onto CUSTOMER before the join</w:t>
+      </w:r>
+      <w:r>
+        <w:t xml:space="preserve"> </w:t>
+      </w:r>
+      <w:r>
+        <w:t xml:space="preserve">—</w:t>
+      </w:r>
+      <w:r>
+        <w:t xml:space="preserve"> </w:t>
+      </w:r>
+      <w:r>
+        <w:rPr>
+          <w:rStyle w:val="VerbatimChar"/>
+        </w:rPr>
+        <w:t xml:space="preserve">π_name( σ_amount&gt;1000( σ_city='Delhi'(CUSTOMER) ⋈ ORDERS ) )</w:t>
+      </w:r>
+      <w:r>
+        <w:t xml:space="preserve"> </w:t>
+      </w:r>
+      <w:r>
+        <w:t xml:space="preserve">gives the same answer but joins far fewer rows (</w:t>
+      </w:r>
+      <w:r>
+        <w:t xml:space="preserve">“filter early,</w:t>
+      </w:r>
+      <w:r>
+        <w:t xml:space="preserve"> </w:t>
+      </w:r>
+      <w:r>
+        <w:t xml:space="preserve">join late”</w:t>
+      </w:r>
+      <w:r>
+        <w:t xml:space="preserve">).</w:t>
+      </w:r>
+    </w:p>
+    <w:bookmarkEnd w:id="54"/>
+    <w:bookmarkEnd w:id="55"/>
+    <w:bookmarkStart w:id="59" w:name="division-for-all-queries"/>
+    <w:p>
+      <w:pPr>
+        <w:pStyle w:val="Heading3"/>
+      </w:pPr>
+      <w:r>
+        <w:t xml:space="preserve">Division (÷) —</w:t>
+      </w:r>
+      <w:r>
+        <w:t xml:space="preserve"> </w:t>
+      </w:r>
+      <w:r>
+        <w:t xml:space="preserve">“for ALL”</w:t>
+      </w:r>
+      <w:r>
+        <w:t xml:space="preserve"> </w:t>
+      </w:r>
+      <w:r>
+        <w:t xml:space="preserve">queries</w:t>
+      </w:r>
+    </w:p>
+    <w:p>
+      <w:pPr>
+        <w:pStyle w:val="CaptionedFigure"/>
+      </w:pPr>
+      <w:r>
+        <w:drawing>
+          <wp:inline>
+            <wp:extent cx="5334000" cy="2900643"/>
+            <wp:effectExtent b="0" l="0" r="0" t="0"/>
+            <wp:docPr descr="Division R ÷ S returns values in R associated with every value in S — e.g. students who take all required courses." title="" id="57" name="Picture"/>
+            <a:graphic>
+              <a:graphicData uri="http://schemas.openxmlformats.org/drawingml/2006/picture">
+                <pic:pic>
+                  <pic:nvPicPr>
+                    <pic:cNvPr descr="images/31_division.png" id="58" name="Picture"/>
+                    <pic:cNvPicPr>
+                      <a:picLocks noChangeArrowheads="1" noChangeAspect="1"/>
+                    </pic:cNvPicPr>
+                  </pic:nvPicPr>
+                  <pic:blipFill>
+                    <a:blip r:embed="rId56"/>
                     <a:stretch>
                       <a:fillRect/>
                     </a:stretch>
@@ -7807,8 +8745,8 @@
         <w:t xml:space="preserve">(Requirement: schema(S) ⊆ schema(R).)</w:t>
       </w:r>
     </w:p>
-    <w:bookmarkEnd w:id="53"/>
-    <w:bookmarkStart w:id="54" w:name="Xf4c1353acbedf41e7c44b1b7acf87047cf52415"/>
+    <w:bookmarkEnd w:id="59"/>
+    <w:bookmarkStart w:id="60" w:name="Xf4c1353acbedf41e7c44b1b7acf87047cf52415"/>
     <w:p>
       <w:pPr>
         <w:pStyle w:val="Heading3"/>
@@ -8208,8 +9146,8 @@
         <w:t xml:space="preserve">constantly in Module 4 (SQL).</w:t>
       </w:r>
     </w:p>
-    <w:bookmarkEnd w:id="54"/>
-    <w:bookmarkStart w:id="58" w:name="X8807cb617634029dec9815b24d8f998720c46e3"/>
+    <w:bookmarkEnd w:id="60"/>
+    <w:bookmarkStart w:id="64" w:name="X8807cb617634029dec9815b24d8f998720c46e3"/>
     <w:p>
       <w:pPr>
         <w:pStyle w:val="Heading3"/>
@@ -8227,18 +9165,18 @@
           <wp:inline>
             <wp:extent cx="5334000" cy="4264515"/>
             <wp:effectExtent b="0" l="0" r="0" t="0"/>
-            <wp:docPr descr="Relational algebra expression tree: leaves are base tables, then join, then selection, then projection at the root; read bottom-up." title="" id="56" name="Picture"/>
+            <wp:docPr descr="Relational algebra expression tree: leaves are base tables, then join, then selection, then projection at the root; read bottom-up." title="" id="62" name="Picture"/>
             <a:graphic>
               <a:graphicData uri="http://schemas.openxmlformats.org/drawingml/2006/picture">
                 <pic:pic>
                   <pic:nvPicPr>
-                    <pic:cNvPr descr="images/34_ra_expression_tree.png" id="57" name="Picture"/>
+                    <pic:cNvPr descr="images/34_ra_expression_tree.png" id="63" name="Picture"/>
                     <pic:cNvPicPr>
                       <a:picLocks noChangeArrowheads="1" noChangeAspect="1"/>
                     </pic:cNvPicPr>
                   </pic:nvPicPr>
                   <pic:blipFill>
-                    <a:blip r:embed="rId55"/>
+                    <a:blip r:embed="rId61"/>
                     <a:stretch>
                       <a:fillRect/>
                     </a:stretch>
@@ -8561,8 +9499,8 @@
         <w:t xml:space="preserve">. Module 8 uses them for cost-based optimization.</w:t>
       </w:r>
     </w:p>
-    <w:bookmarkEnd w:id="58"/>
-    <w:bookmarkStart w:id="59" w:name="dry-run-do-it-yourself-then-check"/>
+    <w:bookmarkEnd w:id="64"/>
+    <w:bookmarkStart w:id="65" w:name="dry-run-do-it-yourself-then-check"/>
     <w:p>
       <w:pPr>
         <w:pStyle w:val="Heading3"/>
@@ -8712,9 +9650,9 @@
         </w:pict>
       </w:r>
     </w:p>
-    <w:bookmarkEnd w:id="59"/>
-    <w:bookmarkEnd w:id="60"/>
-    <w:bookmarkStart w:id="67" w:name="relational-calculus-saying-what-not-how"/>
+    <w:bookmarkEnd w:id="65"/>
+    <w:bookmarkEnd w:id="66"/>
+    <w:bookmarkStart w:id="73" w:name="relational-calculus-saying-what-not-how"/>
     <w:p>
       <w:pPr>
         <w:pStyle w:val="Heading2"/>
@@ -8817,18 +9755,18 @@
           <wp:inline>
             <wp:extent cx="5334000" cy="3136766"/>
             <wp:effectExtent b="0" l="0" r="0" t="0"/>
-            <wp:docPr descr="Relational algebra (procedural, operators) vs calculus (declarative, predicate); tuple calculus ranges over rows, domain calculus over attribute values; equal expressive power." title="" id="62" name="Picture"/>
+            <wp:docPr descr="Relational algebra (procedural, operators) vs calculus (declarative, predicate); tuple calculus ranges over rows, domain calculus over attribute values; equal expressive power." title="" id="68" name="Picture"/>
             <a:graphic>
               <a:graphicData uri="http://schemas.openxmlformats.org/drawingml/2006/picture">
                 <pic:pic>
                   <pic:nvPicPr>
-                    <pic:cNvPr descr="images/32_algebra_vs_calculus.png" id="63" name="Picture"/>
+                    <pic:cNvPr descr="images/32_algebra_vs_calculus.png" id="69" name="Picture"/>
                     <pic:cNvPicPr>
                       <a:picLocks noChangeArrowheads="1" noChangeAspect="1"/>
                     </pic:cNvPicPr>
                   </pic:nvPicPr>
                   <pic:blipFill>
-                    <a:blip r:embed="rId61"/>
+                    <a:blip r:embed="rId67"/>
                     <a:stretch>
                       <a:fillRect/>
                     </a:stretch>
@@ -8863,7 +9801,7 @@
         <w:t xml:space="preserve">Relational algebra (procedural, operators) vs calculus (declarative, predicate); tuple calculus ranges over rows, domain calculus over attribute values; equal expressive power.</w:t>
       </w:r>
     </w:p>
-    <w:bookmarkStart w:id="64" w:name="tuple-relational-calculus-trc"/>
+    <w:bookmarkStart w:id="70" w:name="tuple-relational-calculus-trc"/>
     <w:p>
       <w:pPr>
         <w:pStyle w:val="Heading3"/>
@@ -9001,8 +9939,8 @@
         <w:t xml:space="preserve">.</w:t>
       </w:r>
     </w:p>
-    <w:bookmarkEnd w:id="64"/>
-    <w:bookmarkStart w:id="65" w:name="domain-relational-calculus-drc"/>
+    <w:bookmarkEnd w:id="70"/>
+    <w:bookmarkStart w:id="71" w:name="domain-relational-calculus-drc"/>
     <w:p>
       <w:pPr>
         <w:pStyle w:val="Heading3"/>
@@ -9263,8 +10201,8 @@
         <w:t xml:space="preserve">.</w:t>
       </w:r>
     </w:p>
-    <w:bookmarkEnd w:id="65"/>
-    <w:bookmarkStart w:id="66" w:name="two-key-theorems-exam-gold"/>
+    <w:bookmarkEnd w:id="71"/>
+    <w:bookmarkStart w:id="72" w:name="two-key-theorems-exam-gold"/>
     <w:p>
       <w:pPr>
         <w:pStyle w:val="Heading3"/>
@@ -9446,6 +10384,186 @@
           <w:b/>
           <w:bCs/>
         </w:rPr>
+        <w:t xml:space="preserve">Safety, worked (TRC):</w:t>
+      </w:r>
+      <w:r>
+        <w:t xml:space="preserve"> </w:t>
+      </w:r>
+      <w:r>
+        <w:rPr>
+          <w:rStyle w:val="VerbatimChar"/>
+        </w:rPr>
+        <w:t xml:space="preserve">{ t | ¬ ENROLLED(t) }</w:t>
+      </w:r>
+      <w:r>
+        <w:t xml:space="preserve"> </w:t>
+      </w:r>
+      <w:r>
+        <w:t xml:space="preserve">—</w:t>
+      </w:r>
+      <w:r>
+        <w:t xml:space="preserve"> </w:t>
+      </w:r>
+      <w:r>
+        <w:t xml:space="preserve">“all tuples not in ENROLLED”</w:t>
+      </w:r>
+      <w:r>
+        <w:t xml:space="preserve"> </w:t>
+      </w:r>
+      <w:r>
+        <w:t xml:space="preserve">— ranges over the</w:t>
+      </w:r>
+      <w:r>
+        <w:t xml:space="preserve"> </w:t>
+      </w:r>
+      <w:r>
+        <w:rPr>
+          <w:b/>
+          <w:bCs/>
+        </w:rPr>
+        <w:t xml:space="preserve">entire infinite domain</w:t>
+      </w:r>
+      <w:r>
+        <w:t xml:space="preserve"> </w:t>
+      </w:r>
+      <w:r>
+        <w:t xml:space="preserve">(every possible name, number, string …), so it is</w:t>
+      </w:r>
+      <w:r>
+        <w:t xml:space="preserve"> </w:t>
+      </w:r>
+      <w:r>
+        <w:rPr>
+          <w:b/>
+          <w:bCs/>
+        </w:rPr>
+        <w:t xml:space="preserve">unsafe</w:t>
+      </w:r>
+      <w:r>
+        <w:t xml:space="preserve">. The safe fix bounds every variable to an existing relation:</w:t>
+      </w:r>
+      <w:r>
+        <w:t xml:space="preserve"> </w:t>
+      </w:r>
+      <w:r>
+        <w:rPr>
+          <w:rStyle w:val="VerbatimChar"/>
+        </w:rPr>
+        <w:t xml:space="preserve">{ t.sid | STUDENT(t) ∧ ¬∃e ( ENROLLED(e) ∧ e.sid = t.sid ) }</w:t>
+      </w:r>
+      <w:r>
+        <w:t xml:space="preserve"> </w:t>
+      </w:r>
+      <w:r>
+        <w:t xml:space="preserve">—</w:t>
+      </w:r>
+      <w:r>
+        <w:t xml:space="preserve"> </w:t>
+      </w:r>
+      <w:r>
+        <w:t xml:space="preserve">“students who</w:t>
+      </w:r>
+      <w:r>
+        <w:t xml:space="preserve"> </w:t>
+      </w:r>
+      <w:r>
+        <w:t xml:space="preserve">are not enrolled.”</w:t>
+      </w:r>
+      <w:r>
+        <w:t xml:space="preserve"> </w:t>
+      </w:r>
+      <w:r>
+        <w:t xml:space="preserve">Now</w:t>
+      </w:r>
+      <w:r>
+        <w:t xml:space="preserve"> </w:t>
+      </w:r>
+      <w:r>
+        <w:rPr>
+          <w:rStyle w:val="VerbatimChar"/>
+        </w:rPr>
+        <w:t xml:space="preserve">t</w:t>
+      </w:r>
+      <w:r>
+        <w:t xml:space="preserve"> </w:t>
+      </w:r>
+      <w:r>
+        <w:t xml:space="preserve">only ranges over</w:t>
+      </w:r>
+      <w:r>
+        <w:t xml:space="preserve"> </w:t>
+      </w:r>
+      <w:r>
+        <w:rPr>
+          <w:rStyle w:val="VerbatimChar"/>
+        </w:rPr>
+        <w:t xml:space="preserve">STUDENT</w:t>
+      </w:r>
+      <w:r>
+        <w:t xml:space="preserve">, so the result is finite.</w:t>
+      </w:r>
+      <w:r>
+        <w:t xml:space="preserve"> </w:t>
+      </w:r>
+      <w:r>
+        <w:rPr>
+          <w:b/>
+          <w:bCs/>
+        </w:rPr>
+        <w:t xml:space="preserve">Rule of thumb:</w:t>
+      </w:r>
+      <w:r>
+        <w:t xml:space="preserve"> </w:t>
+      </w:r>
+      <w:r>
+        <w:t xml:space="preserve">every free variable must be tied (positively) to a database</w:t>
+      </w:r>
+      <w:r>
+        <w:t xml:space="preserve"> </w:t>
+      </w:r>
+      <w:r>
+        <w:t xml:space="preserve">relation; a bare negation with no such anchor is the classic unsafe pattern.</w:t>
+      </w:r>
+      <w:r>
+        <w:t xml:space="preserve"> </w:t>
+      </w:r>
+      <w:r>
+        <w:t xml:space="preserve">This is exactly why SQL forces</w:t>
+      </w:r>
+      <w:r>
+        <w:t xml:space="preserve"> </w:t>
+      </w:r>
+      <w:r>
+        <w:rPr>
+          <w:rStyle w:val="VerbatimChar"/>
+        </w:rPr>
+        <w:t xml:space="preserve">NOT EXISTS</w:t>
+      </w:r>
+      <w:r>
+        <w:t xml:space="preserve">/</w:t>
+      </w:r>
+      <w:r>
+        <w:rPr>
+          <w:rStyle w:val="VerbatimChar"/>
+        </w:rPr>
+        <w:t xml:space="preserve">NOT IN</w:t>
+      </w:r>
+      <w:r>
+        <w:t xml:space="preserve"> </w:t>
+      </w:r>
+      <w:r>
+        <w:t xml:space="preserve">to reference real tables.</w:t>
+      </w:r>
+    </w:p>
+    <w:p>
+      <w:pPr>
+        <w:pStyle w:val="BlockText"/>
+      </w:pPr>
+      <w:r>
+        <w:rPr>
+          <w:b/>
+          <w:bCs/>
+        </w:rPr>
         <w:t xml:space="preserve">SQL’s lineage:</w:t>
       </w:r>
       <w:r>
@@ -9583,9 +10701,9 @@
         </w:pict>
       </w:r>
     </w:p>
-    <w:bookmarkEnd w:id="66"/>
-    <w:bookmarkEnd w:id="67"/>
-    <w:bookmarkStart w:id="68" w:name="real-world-backend-perspectives"/>
+    <w:bookmarkEnd w:id="72"/>
+    <w:bookmarkEnd w:id="73"/>
+    <w:bookmarkStart w:id="74" w:name="real-world-backend-perspectives"/>
     <w:p>
       <w:pPr>
         <w:pStyle w:val="Heading2"/>
@@ -9850,8 +10968,8 @@
         </w:pict>
       </w:r>
     </w:p>
-    <w:bookmarkEnd w:id="68"/>
-    <w:bookmarkStart w:id="69" w:name="tradeoffs-common-mistakes-edge-cases"/>
+    <w:bookmarkEnd w:id="74"/>
+    <w:bookmarkStart w:id="75" w:name="tradeoffs-common-mistakes-edge-cases"/>
     <w:p>
       <w:pPr>
         <w:pStyle w:val="Heading2"/>
@@ -10369,8 +11487,8 @@
         </w:pict>
       </w:r>
     </w:p>
-    <w:bookmarkEnd w:id="69"/>
-    <w:bookmarkStart w:id="70" w:name="exam-interview-coding-perspectives"/>
+    <w:bookmarkEnd w:id="75"/>
+    <w:bookmarkStart w:id="76" w:name="exam-interview-coding-perspectives"/>
     <w:p>
       <w:pPr>
         <w:pStyle w:val="Heading2"/>
@@ -10639,8 +11757,8 @@
         </w:pict>
       </w:r>
     </w:p>
-    <w:bookmarkEnd w:id="70"/>
-    <w:bookmarkStart w:id="71" w:name="concept-checks-mcqs"/>
+    <w:bookmarkEnd w:id="76"/>
+    <w:bookmarkStart w:id="77" w:name="concept-checks-mcqs"/>
     <w:p>
       <w:pPr>
         <w:pStyle w:val="Heading2"/>
@@ -11256,6 +12374,198 @@
     </w:p>
     <w:p>
       <w:pPr>
+        <w:pStyle w:val="Compact"/>
+        <w:numPr>
+          <w:ilvl w:val="0"/>
+          <w:numId w:val="1017"/>
+        </w:numPr>
+      </w:pPr>
+      <w:r>
+        <w:t xml:space="preserve">A theta join whose condition uses only</w:t>
+      </w:r>
+      <w:r>
+        <w:t xml:space="preserve"> </w:t>
+      </w:r>
+      <w:r>
+        <w:rPr>
+          <w:rStyle w:val="VerbatimChar"/>
+        </w:rPr>
+        <w:t xml:space="preserve">=</w:t>
+      </w:r>
+      <w:r>
+        <w:t xml:space="preserve"> </w:t>
+      </w:r>
+      <w:r>
+        <w:t xml:space="preserve">is called a(n) ___ join →</w:t>
+      </w:r>
+      <w:r>
+        <w:t xml:space="preserve"> </w:t>
+      </w:r>
+      <w:r>
+        <w:rPr>
+          <w:b/>
+          <w:bCs/>
+        </w:rPr>
+        <w:t xml:space="preserve">equi</w:t>
+      </w:r>
+      <w:r>
+        <w:t xml:space="preserve"> </w:t>
+      </w:r>
+      <w:r>
+        <w:t xml:space="preserve">join.</w:t>
+      </w:r>
+    </w:p>
+    <w:p>
+      <w:pPr>
+        <w:pStyle w:val="Compact"/>
+        <w:numPr>
+          <w:ilvl w:val="0"/>
+          <w:numId w:val="1017"/>
+        </w:numPr>
+      </w:pPr>
+      <w:r>
+        <w:t xml:space="preserve">Which operator is essential to write a</w:t>
+      </w:r>
+      <w:r>
+        <w:t xml:space="preserve"> </w:t>
+      </w:r>
+      <w:r>
+        <w:rPr>
+          <w:b/>
+          <w:bCs/>
+        </w:rPr>
+        <w:t xml:space="preserve">self-join</w:t>
+      </w:r>
+      <w:r>
+        <w:t xml:space="preserve"> </w:t>
+      </w:r>
+      <w:r>
+        <w:t xml:space="preserve">in algebra →</w:t>
+      </w:r>
+      <w:r>
+        <w:t xml:space="preserve"> </w:t>
+      </w:r>
+      <w:r>
+        <w:rPr>
+          <w:b/>
+          <w:bCs/>
+        </w:rPr>
+        <w:t xml:space="preserve">rename (ρ)</w:t>
+      </w:r>
+      <w:r>
+        <w:t xml:space="preserve">.</w:t>
+      </w:r>
+    </w:p>
+    <w:p>
+      <w:pPr>
+        <w:pStyle w:val="Compact"/>
+        <w:numPr>
+          <w:ilvl w:val="0"/>
+          <w:numId w:val="1017"/>
+        </w:numPr>
+      </w:pPr>
+      <w:r>
+        <w:t xml:space="preserve">In a LEFT outer join, unmatched left rows have the ___ table’s columns set to NULL →</w:t>
+      </w:r>
+      <w:r>
+        <w:t xml:space="preserve"> </w:t>
+      </w:r>
+      <w:r>
+        <w:rPr>
+          <w:b/>
+          <w:bCs/>
+        </w:rPr>
+        <w:t xml:space="preserve">right</w:t>
+      </w:r>
+      <w:r>
+        <w:t xml:space="preserve"> </w:t>
+      </w:r>
+      <w:r>
+        <w:t xml:space="preserve">(the other) table’s.</w:t>
+      </w:r>
+    </w:p>
+    <w:p>
+      <w:pPr>
+        <w:pStyle w:val="Compact"/>
+        <w:numPr>
+          <w:ilvl w:val="0"/>
+          <w:numId w:val="1017"/>
+        </w:numPr>
+      </w:pPr>
+      <w:r>
+        <w:rPr>
+          <w:rStyle w:val="VerbatimChar"/>
+        </w:rPr>
+        <w:t xml:space="preserve">{ t | ¬STUDENT(t) }</w:t>
+      </w:r>
+      <w:r>
+        <w:t xml:space="preserve"> </w:t>
+      </w:r>
+      <w:r>
+        <w:t xml:space="preserve">in TRC is ___ →</w:t>
+      </w:r>
+      <w:r>
+        <w:t xml:space="preserve"> </w:t>
+      </w:r>
+      <w:r>
+        <w:rPr>
+          <w:b/>
+          <w:bCs/>
+        </w:rPr>
+        <w:t xml:space="preserve">unsafe</w:t>
+      </w:r>
+      <w:r>
+        <w:t xml:space="preserve"> </w:t>
+      </w:r>
+      <w:r>
+        <w:t xml:space="preserve">(infinite result).</w:t>
+      </w:r>
+    </w:p>
+    <w:p>
+      <w:pPr>
+        <w:pStyle w:val="Compact"/>
+        <w:numPr>
+          <w:ilvl w:val="0"/>
+          <w:numId w:val="1017"/>
+        </w:numPr>
+      </w:pPr>
+      <w:r>
+        <w:t xml:space="preserve">Assignment</w:t>
+      </w:r>
+      <w:r>
+        <w:t xml:space="preserve"> </w:t>
+      </w:r>
+      <w:r>
+        <w:rPr>
+          <w:rStyle w:val="VerbatimChar"/>
+        </w:rPr>
+        <w:t xml:space="preserve">←</w:t>
+      </w:r>
+      <w:r>
+        <w:t xml:space="preserve"> </w:t>
+      </w:r>
+      <w:r>
+        <w:t xml:space="preserve">adds expressive power to algebra. →</w:t>
+      </w:r>
+      <w:r>
+        <w:t xml:space="preserve"> </w:t>
+      </w:r>
+      <w:r>
+        <w:rPr>
+          <w:b/>
+          <w:bCs/>
+        </w:rPr>
+        <w:t xml:space="preserve">No</w:t>
+      </w:r>
+      <w:r>
+        <w:t xml:space="preserve"> </w:t>
+      </w:r>
+      <w:r>
+        <w:t xml:space="preserve">— it is only for readability (naming intermediate results).</w:t>
+      </w:r>
+    </w:p>
+    <w:p>
+      <w:pPr>
         <w:pStyle w:val="FirstParagraph"/>
       </w:pPr>
       <w:r>
@@ -11455,8 +12765,8 @@
         </w:pict>
       </w:r>
     </w:p>
-    <w:bookmarkEnd w:id="71"/>
-    <w:bookmarkStart w:id="74" w:name="one-page-revision-sheet"/>
+    <w:bookmarkEnd w:id="77"/>
+    <w:bookmarkStart w:id="80" w:name="one-page-revision-sheet"/>
     <w:p>
       <w:pPr>
         <w:pStyle w:val="Heading2"/>
@@ -11734,7 +13044,7 @@
         <w:t xml:space="preserve">  SQL: calculus in style, algebra in execution.</w:t>
       </w:r>
     </w:p>
-    <w:bookmarkStart w:id="72" w:name="flash-cards"/>
+    <w:bookmarkStart w:id="78" w:name="flash-cards"/>
     <w:p>
       <w:pPr>
         <w:pStyle w:val="Heading3"/>
@@ -12027,8 +13337,8 @@
         </w:tc>
       </w:tr>
     </w:tbl>
-    <w:bookmarkEnd w:id="72"/>
-    <w:bookmarkStart w:id="73" w:name="spaced-repetition"/>
+    <w:bookmarkEnd w:id="78"/>
+    <w:bookmarkStart w:id="79" w:name="spaced-repetition"/>
     <w:p>
       <w:pPr>
         <w:pStyle w:val="Heading3"/>
@@ -12110,9 +13420,9 @@
         </w:pict>
       </w:r>
     </w:p>
-    <w:bookmarkEnd w:id="73"/>
-    <w:bookmarkEnd w:id="74"/>
-    <w:bookmarkStart w:id="75" w:name="summary"/>
+    <w:bookmarkEnd w:id="79"/>
+    <w:bookmarkEnd w:id="80"/>
+    <w:bookmarkStart w:id="81" w:name="summary"/>
     <w:p>
       <w:pPr>
         <w:pStyle w:val="Heading2"/>
@@ -12654,8 +13964,8 @@
         <w:t xml:space="preserve">query; and explain why algebra and calculus have equal power — all without notes.</w:t>
       </w:r>
     </w:p>
-    <w:bookmarkEnd w:id="75"/>
-    <w:bookmarkEnd w:id="76"/>
+    <w:bookmarkEnd w:id="81"/>
+    <w:bookmarkEnd w:id="82"/>
     <w:sectPr>
       <w:footnotePr>
         <w:numRestart w:val="eachSect"/>

--- a/SITP/DBMS/Notes/M03_Relational_Model_Algebra.docx
+++ b/SITP/DBMS/Notes/M03_Relational_Model_Algebra.docx
@@ -14995,24 +14995,34 @@
   <w:style w:default="1" w:styleId="Table" w:type="table">
     <w:name w:val="Table"/>
     <w:basedOn w:val="TableNormal"/>
-    <w:semiHidden/>
-    <w:unhideWhenUsed/>
     <w:qFormat/>
     <w:tblPr>
       <w:tblInd w:type="dxa" w:w="0"/>
+      <w:tblBorders>
+        <w:top w:color="808080" w:space="0" w:sz="4" w:val="single"/>
+        <w:left w:color="808080" w:space="0" w:sz="4" w:val="single"/>
+        <w:bottom w:color="808080" w:space="0" w:sz="4" w:val="single"/>
+        <w:right w:color="808080" w:space="0" w:sz="4" w:val="single"/>
+        <w:insideH w:color="BFBFBF" w:space="0" w:sz="4" w:val="single"/>
+        <w:insideV w:color="BFBFBF" w:space="0" w:sz="4" w:val="single"/>
+      </w:tblBorders>
       <w:tblCellMar>
-        <w:top w:type="dxa" w:w="0"/>
+        <w:top w:type="dxa" w:w="40"/>
         <w:left w:type="dxa" w:w="108"/>
-        <w:bottom w:type="dxa" w:w="0"/>
+        <w:bottom w:type="dxa" w:w="40"/>
         <w:right w:type="dxa" w:w="108"/>
       </w:tblCellMar>
     </w:tblPr>
     <w:tblStylePr w:type="firstRow">
+      <w:rPr>
+        <w:b/>
+      </w:rPr>
       <w:tcPr>
+        <w:shd w:color="auto" w:fill="DDEBF7" w:val="clear"/>
         <w:tcBorders>
-          <w:bottom w:val="single"/>
+          <w:bottom w:color="1F4E78" w:space="0" w:sz="8" w:val="single"/>
         </w:tcBorders>
-        <w:vAlign w:val="bottom"/>
+        <w:vAlign w:val="center"/>
       </w:tcPr>
     </w:tblStylePr>
   </w:style>
